--- a/Examples/GroupDocs.Assembly.Examples.Java/Data/Output/Word Reports/Common Master-Detail_report.docx
+++ b/Examples/GroupDocs.Assembly.Examples.Java/Data/Output/Word Reports/Common Master-Detail_report.docx
@@ -251,7 +251,7 @@
               <wp:inline distT="0" distB="0" distL="0" distR="0">
                 <wp:extent cx="1447800" cy="1343025"/>
                 <wp:effectExtent l="0" t="0" r="19050" b="28575"/>
-                <wp:docPr id="947395103" name="Text Box 12"/>
+                <wp:docPr id="604626858" name="Text Box 12"/>
                 <wp:cNvGraphicFramePr/>
                 <a:graphic xmlns:a="http://schemas.openxmlformats.org/drawingml/2006/main">
                   <a:graphicData uri="http://schemas.microsoft.com/office/word/2010/wordprocessingShape">
@@ -448,7 +448,7 @@
               <wp:inline distT="0" distB="0" distL="0" distR="0">
                 <wp:extent cx="1447800" cy="1343025"/>
                 <wp:effectExtent l="0" t="0" r="19050" b="28575"/>
-                <wp:docPr id="613754058" name="Text Box 12"/>
+                <wp:docPr id="1984147847" name="Text Box 12"/>
                 <wp:cNvGraphicFramePr/>
                 <a:graphic xmlns:a="http://schemas.openxmlformats.org/drawingml/2006/main">
                   <a:graphicData uri="http://schemas.microsoft.com/office/word/2010/wordprocessingShape">

--- a/Examples/GroupDocs.Assembly.Examples.Java/Data/Output/Word Reports/Common Master-Detail_report.docx
+++ b/Examples/GroupDocs.Assembly.Examples.Java/Data/Output/Word Reports/Common Master-Detail_report.docx
@@ -251,7 +251,7 @@
               <wp:inline distT="0" distB="0" distL="0" distR="0">
                 <wp:extent cx="1447800" cy="1343025"/>
                 <wp:effectExtent l="0" t="0" r="19050" b="28575"/>
-                <wp:docPr id="604626858" name="Text Box 12"/>
+                <wp:docPr id="325390999" name="Text Box 12"/>
                 <wp:cNvGraphicFramePr/>
                 <a:graphic xmlns:a="http://schemas.openxmlformats.org/drawingml/2006/main">
                   <a:graphicData uri="http://schemas.microsoft.com/office/word/2010/wordprocessingShape">
@@ -448,7 +448,7 @@
               <wp:inline distT="0" distB="0" distL="0" distR="0">
                 <wp:extent cx="1447800" cy="1343025"/>
                 <wp:effectExtent l="0" t="0" r="19050" b="28575"/>
-                <wp:docPr id="1984147847" name="Text Box 12"/>
+                <wp:docPr id="1078066042" name="Text Box 12"/>
                 <wp:cNvGraphicFramePr/>
                 <a:graphic xmlns:a="http://schemas.openxmlformats.org/drawingml/2006/main">
                   <a:graphicData uri="http://schemas.microsoft.com/office/word/2010/wordprocessingShape">

--- a/Examples/GroupDocs.Assembly.Examples.Java/Data/Output/Word Reports/Common Master-Detail_report.docx
+++ b/Examples/GroupDocs.Assembly.Examples.Java/Data/Output/Word Reports/Common Master-Detail_report.docx
@@ -251,7 +251,7 @@
               <wp:inline distT="0" distB="0" distL="0" distR="0">
                 <wp:extent cx="1447800" cy="1343025"/>
                 <wp:effectExtent l="0" t="0" r="19050" b="28575"/>
-                <wp:docPr id="325390999" name="Text Box 12"/>
+                <wp:docPr id="1459656847" name="Text Box 12"/>
                 <wp:cNvGraphicFramePr/>
                 <a:graphic xmlns:a="http://schemas.openxmlformats.org/drawingml/2006/main">
                   <a:graphicData uri="http://schemas.microsoft.com/office/word/2010/wordprocessingShape">
@@ -448,7 +448,7 @@
               <wp:inline distT="0" distB="0" distL="0" distR="0">
                 <wp:extent cx="1447800" cy="1343025"/>
                 <wp:effectExtent l="0" t="0" r="19050" b="28575"/>
-                <wp:docPr id="1078066042" name="Text Box 12"/>
+                <wp:docPr id="1977501139" name="Text Box 12"/>
                 <wp:cNvGraphicFramePr/>
                 <a:graphic xmlns:a="http://schemas.openxmlformats.org/drawingml/2006/main">
                   <a:graphicData uri="http://schemas.microsoft.com/office/word/2010/wordprocessingShape">
